--- a/Arduino/Leccion-Potenciómetro/Potenciómetro con Arduino.docx
+++ b/Arduino/Leccion-Potenciómetro/Potenciómetro con Arduino.docx
@@ -980,7 +980,7 @@
     </w:p>
     <w:p>
       <w:pPr>
-        <w:spacing w:after="0" w:line="240" w:lineRule="exact"/>
+        <w:spacing w:after="0" w:line="240" w:lineRule="auto"/>
       </w:pPr>
       <w:r>
         <w:t>}</w:t>
@@ -994,31 +994,782 @@
       <w:r>
         <w:br/>
       </w:r>
+      <w:r>
+        <w:rPr>
+          <w:sz w:val="28"/>
+          <w:szCs w:val="28"/>
+        </w:rPr>
+        <w:t xml:space="preserve">Área de </w:t>
+      </w:r>
+      <w:r>
+        <w:rPr>
+          <w:sz w:val="28"/>
+          <w:szCs w:val="28"/>
+        </w:rPr>
+        <w:t>Ejercicios</w:t>
+      </w:r>
+      <w:r>
+        <w:br/>
+      </w:r>
+    </w:p>
+    <w:p>
+      <w:pPr>
+        <w:spacing w:after="0" w:line="240" w:lineRule="exact"/>
+        <w:rPr>
+          <w:b/>
+        </w:rPr>
+      </w:pPr>
+      <w:r>
+        <w:rPr>
+          <w:b/>
+        </w:rPr>
+        <w:t>Control de brillo de un LED</w:t>
+      </w:r>
+    </w:p>
+    <w:p>
+      <w:pPr>
+        <w:spacing w:after="0" w:line="240" w:lineRule="exact"/>
+      </w:pPr>
+    </w:p>
+    <w:p>
+      <w:pPr>
+        <w:spacing w:after="0" w:line="240" w:lineRule="exact"/>
+      </w:pPr>
       <w:bookmarkStart w:id="0" w:name="_GoBack"/>
+      <w:r>
+        <w:rPr>
+          <w:b/>
+        </w:rPr>
+        <w:t>Objetivo</w:t>
+      </w:r>
       <w:bookmarkEnd w:id="0"/>
       <w:r>
-        <w:br/>
-      </w:r>
-      <w:r>
-        <w:br/>
-      </w:r>
-      <w:r>
-        <w:br/>
-      </w:r>
-      <w:r>
-        <w:br/>
-      </w:r>
-      <w:r>
-        <w:br/>
-      </w:r>
-      <w:r>
-        <w:br/>
-      </w:r>
-      <w:r>
-        <w:br/>
-      </w:r>
-      <w:r>
-        <w:br/>
+        <w:t xml:space="preserve">: Usar el valor leído del potenciómetro para variar el brillo de un LED con </w:t>
+      </w:r>
+      <w:proofErr w:type="spellStart"/>
+      <w:proofErr w:type="gramStart"/>
+      <w:r>
+        <w:t>analogWrite</w:t>
+      </w:r>
+      <w:proofErr w:type="spellEnd"/>
+      <w:r>
+        <w:t>(</w:t>
+      </w:r>
+      <w:proofErr w:type="gramEnd"/>
+      <w:r>
+        <w:t>).</w:t>
+      </w:r>
+    </w:p>
+    <w:p>
+      <w:pPr>
+        <w:spacing w:after="0" w:line="240" w:lineRule="exact"/>
+      </w:pPr>
+    </w:p>
+    <w:p>
+      <w:pPr>
+        <w:spacing w:after="0" w:line="240" w:lineRule="exact"/>
+      </w:pPr>
+      <w:r>
+        <w:t>Aprendizaje: PWM y mapeo de valores (</w:t>
+      </w:r>
+      <w:proofErr w:type="spellStart"/>
+      <w:proofErr w:type="gramStart"/>
+      <w:r>
+        <w:t>map</w:t>
+      </w:r>
+      <w:proofErr w:type="spellEnd"/>
+      <w:r>
+        <w:t>(</w:t>
+      </w:r>
+      <w:proofErr w:type="gramEnd"/>
+      <w:r>
+        <w:t xml:space="preserve">) en </w:t>
+      </w:r>
+      <w:proofErr w:type="spellStart"/>
+      <w:r>
+        <w:t>Arduino</w:t>
+      </w:r>
+      <w:proofErr w:type="spellEnd"/>
+      <w:r>
+        <w:t>).</w:t>
+      </w:r>
+    </w:p>
+    <w:p>
+      <w:pPr>
+        <w:spacing w:after="0" w:line="240" w:lineRule="exact"/>
+      </w:pPr>
+    </w:p>
+    <w:p>
+      <w:pPr>
+        <w:spacing w:after="0" w:line="240" w:lineRule="exact"/>
+      </w:pPr>
+      <w:r>
+        <w:rPr>
+          <w:noProof/>
+          <w:lang w:eastAsia="es-AR"/>
+        </w:rPr>
+        <w:drawing>
+          <wp:anchor distT="0" distB="0" distL="114300" distR="114300" simplePos="0" relativeHeight="251659264" behindDoc="1" locked="0" layoutInCell="1" allowOverlap="1" wp14:anchorId="3112B9CD" wp14:editId="366EB1CF">
+            <wp:simplePos x="0" y="0"/>
+            <wp:positionH relativeFrom="margin">
+              <wp:align>left</wp:align>
+            </wp:positionH>
+            <wp:positionV relativeFrom="paragraph">
+              <wp:posOffset>700405</wp:posOffset>
+            </wp:positionV>
+            <wp:extent cx="5391150" cy="2952750"/>
+            <wp:effectExtent l="0" t="0" r="0" b="0"/>
+            <wp:wrapNone/>
+            <wp:docPr id="5" name="Imagen 5"/>
+            <wp:cNvGraphicFramePr>
+              <a:graphicFrameLocks xmlns:a="http://schemas.openxmlformats.org/drawingml/2006/main" noChangeAspect="1"/>
+            </wp:cNvGraphicFramePr>
+            <a:graphic xmlns:a="http://schemas.openxmlformats.org/drawingml/2006/main">
+              <a:graphicData uri="http://schemas.openxmlformats.org/drawingml/2006/picture">
+                <pic:pic xmlns:pic="http://schemas.openxmlformats.org/drawingml/2006/picture">
+                  <pic:nvPicPr>
+                    <pic:cNvPr id="0" name="Picture 1"/>
+                    <pic:cNvPicPr>
+                      <a:picLocks noChangeAspect="1" noChangeArrowheads="1"/>
+                    </pic:cNvPicPr>
+                  </pic:nvPicPr>
+                  <pic:blipFill>
+                    <a:blip r:embed="rId8">
+                      <a:extLst>
+                        <a:ext uri="{28A0092B-C50C-407E-A947-70E740481C1C}">
+                          <a14:useLocalDpi xmlns:a14="http://schemas.microsoft.com/office/drawing/2010/main" val="0"/>
+                        </a:ext>
+                      </a:extLst>
+                    </a:blip>
+                    <a:srcRect/>
+                    <a:stretch>
+                      <a:fillRect/>
+                    </a:stretch>
+                  </pic:blipFill>
+                  <pic:spPr bwMode="auto">
+                    <a:xfrm>
+                      <a:off x="0" y="0"/>
+                      <a:ext cx="5391150" cy="2952750"/>
+                    </a:xfrm>
+                    <a:prstGeom prst="rect">
+                      <a:avLst/>
+                    </a:prstGeom>
+                    <a:noFill/>
+                    <a:ln>
+                      <a:noFill/>
+                    </a:ln>
+                  </pic:spPr>
+                </pic:pic>
+              </a:graphicData>
+            </a:graphic>
+            <wp14:sizeRelH relativeFrom="page">
+              <wp14:pctWidth>0</wp14:pctWidth>
+            </wp14:sizeRelH>
+            <wp14:sizeRelV relativeFrom="page">
+              <wp14:pctHeight>0</wp14:pctHeight>
+            </wp14:sizeRelV>
+          </wp:anchor>
+        </w:drawing>
+      </w:r>
+      <w:r>
+        <w:br/>
+      </w:r>
+      <w:r>
+        <w:br/>
+      </w:r>
+      <w:r>
+        <w:rPr>
+          <w:sz w:val="24"/>
+          <w:szCs w:val="24"/>
+        </w:rPr>
+        <w:t xml:space="preserve">Circuito </w:t>
+      </w:r>
+      <w:r>
+        <w:rPr>
+          <w:sz w:val="24"/>
+          <w:szCs w:val="24"/>
+        </w:rPr>
+        <w:br/>
+      </w:r>
+      <w:r>
+        <w:br/>
+      </w:r>
+      <w:r>
+        <w:br/>
+      </w:r>
+      <w:r>
+        <w:br/>
+      </w:r>
+      <w:r>
+        <w:br/>
+      </w:r>
+      <w:r>
+        <w:br/>
+      </w:r>
+      <w:r>
+        <w:br/>
+      </w:r>
+      <w:r>
+        <w:br/>
+      </w:r>
+      <w:r>
+        <w:br/>
+      </w:r>
+      <w:r>
+        <w:br/>
+      </w:r>
+      <w:r>
+        <w:br/>
+      </w:r>
+      <w:r>
+        <w:br/>
+      </w:r>
+      <w:r>
+        <w:br/>
+      </w:r>
+      <w:r>
+        <w:br/>
+      </w:r>
+      <w:r>
+        <w:br/>
+      </w:r>
+      <w:r>
+        <w:br/>
+      </w:r>
+      <w:r>
+        <w:br/>
+      </w:r>
+      <w:r>
+        <w:br/>
+      </w:r>
+      <w:r>
+        <w:br/>
+      </w:r>
+      <w:r>
+        <w:br/>
+      </w:r>
+      <w:r>
+        <w:br/>
+      </w:r>
+      <w:r>
+        <w:br/>
+      </w:r>
+      <w:r>
+        <w:br/>
+      </w:r>
+      <w:r>
+        <w:br/>
+      </w:r>
+      <w:r>
+        <w:br/>
+      </w:r>
+      <w:r>
+        <w:br/>
+      </w:r>
+      <w:r>
+        <w:lastRenderedPageBreak/>
+        <w:br/>
+      </w:r>
+      <w:r>
+        <w:rPr>
+          <w:color w:val="00B050"/>
+          <w:sz w:val="28"/>
+          <w:szCs w:val="28"/>
+        </w:rPr>
+        <w:t xml:space="preserve">Programa en IDE </w:t>
+      </w:r>
+      <w:proofErr w:type="spellStart"/>
+      <w:r>
+        <w:rPr>
+          <w:color w:val="00B050"/>
+          <w:sz w:val="28"/>
+          <w:szCs w:val="28"/>
+        </w:rPr>
+        <w:t>Arduino</w:t>
+      </w:r>
+      <w:proofErr w:type="spellEnd"/>
+      <w:r>
+        <w:rPr>
+          <w:color w:val="00B050"/>
+          <w:sz w:val="28"/>
+          <w:szCs w:val="28"/>
+        </w:rPr>
+        <w:br/>
+      </w:r>
+    </w:p>
+    <w:p>
+      <w:pPr>
+        <w:spacing w:after="0" w:line="240" w:lineRule="exact"/>
+      </w:pPr>
+    </w:p>
+    <w:p>
+      <w:pPr>
+        <w:spacing w:after="0" w:line="240" w:lineRule="exact"/>
+      </w:pPr>
+      <w:proofErr w:type="spellStart"/>
+      <w:proofErr w:type="gramStart"/>
+      <w:r>
+        <w:t>const</w:t>
+      </w:r>
+      <w:proofErr w:type="spellEnd"/>
+      <w:proofErr w:type="gramEnd"/>
+      <w:r>
+        <w:t xml:space="preserve"> </w:t>
+      </w:r>
+      <w:proofErr w:type="spellStart"/>
+      <w:r>
+        <w:t>int</w:t>
+      </w:r>
+      <w:proofErr w:type="spellEnd"/>
+      <w:r>
+        <w:t xml:space="preserve"> </w:t>
+      </w:r>
+      <w:proofErr w:type="spellStart"/>
+      <w:r>
+        <w:t>pinPot</w:t>
+      </w:r>
+      <w:proofErr w:type="spellEnd"/>
+      <w:r>
+        <w:t xml:space="preserve"> = A0;   // Pin del potenciómetro (terminal central)</w:t>
+      </w:r>
+    </w:p>
+    <w:p>
+      <w:pPr>
+        <w:spacing w:after="0" w:line="240" w:lineRule="exact"/>
+      </w:pPr>
+      <w:proofErr w:type="spellStart"/>
+      <w:proofErr w:type="gramStart"/>
+      <w:r>
+        <w:t>const</w:t>
+      </w:r>
+      <w:proofErr w:type="spellEnd"/>
+      <w:proofErr w:type="gramEnd"/>
+      <w:r>
+        <w:t xml:space="preserve"> </w:t>
+      </w:r>
+      <w:proofErr w:type="spellStart"/>
+      <w:r>
+        <w:t>int</w:t>
+      </w:r>
+      <w:proofErr w:type="spellEnd"/>
+      <w:r>
+        <w:t xml:space="preserve"> </w:t>
+      </w:r>
+      <w:proofErr w:type="spellStart"/>
+      <w:r>
+        <w:t>pinLed</w:t>
+      </w:r>
+      <w:proofErr w:type="spellEnd"/>
+      <w:r>
+        <w:t xml:space="preserve"> = 9;    // Pin PWM del LED</w:t>
+      </w:r>
+    </w:p>
+    <w:p>
+      <w:pPr>
+        <w:spacing w:after="0" w:line="240" w:lineRule="exact"/>
+      </w:pPr>
+      <w:proofErr w:type="spellStart"/>
+      <w:proofErr w:type="gramStart"/>
+      <w:r>
+        <w:t>int</w:t>
+      </w:r>
+      <w:proofErr w:type="spellEnd"/>
+      <w:proofErr w:type="gramEnd"/>
+      <w:r>
+        <w:t xml:space="preserve"> </w:t>
+      </w:r>
+      <w:proofErr w:type="spellStart"/>
+      <w:r>
+        <w:t>valorPot</w:t>
+      </w:r>
+      <w:proofErr w:type="spellEnd"/>
+      <w:r>
+        <w:t>;            // Variable para guardar la lectura del potenciómetro</w:t>
+      </w:r>
+    </w:p>
+    <w:p>
+      <w:pPr>
+        <w:spacing w:after="0" w:line="240" w:lineRule="exact"/>
+      </w:pPr>
+      <w:proofErr w:type="spellStart"/>
+      <w:proofErr w:type="gramStart"/>
+      <w:r>
+        <w:t>int</w:t>
+      </w:r>
+      <w:proofErr w:type="spellEnd"/>
+      <w:proofErr w:type="gramEnd"/>
+      <w:r>
+        <w:t xml:space="preserve"> </w:t>
+      </w:r>
+      <w:proofErr w:type="spellStart"/>
+      <w:r>
+        <w:t>brilloLed</w:t>
+      </w:r>
+      <w:proofErr w:type="spellEnd"/>
+      <w:r>
+        <w:t>;           // Variable para guardar el valor de brillo</w:t>
+      </w:r>
+    </w:p>
+    <w:p>
+      <w:pPr>
+        <w:spacing w:after="0" w:line="240" w:lineRule="exact"/>
+      </w:pPr>
+    </w:p>
+    <w:p>
+      <w:pPr>
+        <w:spacing w:after="0" w:line="240" w:lineRule="exact"/>
+      </w:pPr>
+      <w:proofErr w:type="spellStart"/>
+      <w:proofErr w:type="gramStart"/>
+      <w:r>
+        <w:t>void</w:t>
+      </w:r>
+      <w:proofErr w:type="spellEnd"/>
+      <w:proofErr w:type="gramEnd"/>
+      <w:r>
+        <w:t xml:space="preserve"> </w:t>
+      </w:r>
+      <w:proofErr w:type="spellStart"/>
+      <w:r>
+        <w:t>setup</w:t>
+      </w:r>
+      <w:proofErr w:type="spellEnd"/>
+      <w:r>
+        <w:t>() {</w:t>
+      </w:r>
+    </w:p>
+    <w:p>
+      <w:pPr>
+        <w:spacing w:after="0" w:line="240" w:lineRule="exact"/>
+      </w:pPr>
+      <w:r>
+        <w:t xml:space="preserve">  </w:t>
+      </w:r>
+      <w:proofErr w:type="spellStart"/>
+      <w:proofErr w:type="gramStart"/>
+      <w:r>
+        <w:t>Serial.begin</w:t>
+      </w:r>
+      <w:proofErr w:type="spellEnd"/>
+      <w:r>
+        <w:t>(</w:t>
+      </w:r>
+      <w:proofErr w:type="gramEnd"/>
+      <w:r>
+        <w:t>9600);    // Iniciar comunicación serie para ver valores</w:t>
+      </w:r>
+    </w:p>
+    <w:p>
+      <w:pPr>
+        <w:spacing w:after="0" w:line="240" w:lineRule="exact"/>
+      </w:pPr>
+      <w:r>
+        <w:t>}</w:t>
+      </w:r>
+    </w:p>
+    <w:p>
+      <w:pPr>
+        <w:spacing w:after="0" w:line="240" w:lineRule="exact"/>
+      </w:pPr>
+    </w:p>
+    <w:p>
+      <w:pPr>
+        <w:spacing w:after="0" w:line="240" w:lineRule="exact"/>
+      </w:pPr>
+      <w:proofErr w:type="spellStart"/>
+      <w:proofErr w:type="gramStart"/>
+      <w:r>
+        <w:t>void</w:t>
+      </w:r>
+      <w:proofErr w:type="spellEnd"/>
+      <w:proofErr w:type="gramEnd"/>
+      <w:r>
+        <w:t xml:space="preserve"> </w:t>
+      </w:r>
+      <w:proofErr w:type="spellStart"/>
+      <w:r>
+        <w:t>loop</w:t>
+      </w:r>
+      <w:proofErr w:type="spellEnd"/>
+      <w:r>
+        <w:t>() {</w:t>
+      </w:r>
+    </w:p>
+    <w:p>
+      <w:pPr>
+        <w:spacing w:after="0" w:line="240" w:lineRule="exact"/>
+      </w:pPr>
+      <w:r>
+        <w:t xml:space="preserve">  // Leer el valor del potenciómetro (0 a 1023)</w:t>
+      </w:r>
+    </w:p>
+    <w:p>
+      <w:pPr>
+        <w:spacing w:after="0" w:line="240" w:lineRule="exact"/>
+      </w:pPr>
+      <w:r>
+        <w:t xml:space="preserve">  </w:t>
+      </w:r>
+      <w:proofErr w:type="spellStart"/>
+      <w:proofErr w:type="gramStart"/>
+      <w:r>
+        <w:t>valorPot</w:t>
+      </w:r>
+      <w:proofErr w:type="spellEnd"/>
+      <w:proofErr w:type="gramEnd"/>
+      <w:r>
+        <w:t xml:space="preserve"> = </w:t>
+      </w:r>
+      <w:proofErr w:type="spellStart"/>
+      <w:r>
+        <w:t>analogRead</w:t>
+      </w:r>
+      <w:proofErr w:type="spellEnd"/>
+      <w:r>
+        <w:t>(</w:t>
+      </w:r>
+      <w:proofErr w:type="spellStart"/>
+      <w:r>
+        <w:t>pinPot</w:t>
+      </w:r>
+      <w:proofErr w:type="spellEnd"/>
+      <w:r>
+        <w:t>);</w:t>
+      </w:r>
+    </w:p>
+    <w:p>
+      <w:pPr>
+        <w:spacing w:after="0" w:line="240" w:lineRule="exact"/>
+      </w:pPr>
+    </w:p>
+    <w:p>
+      <w:pPr>
+        <w:spacing w:after="0" w:line="240" w:lineRule="exact"/>
+      </w:pPr>
+      <w:r>
+        <w:t xml:space="preserve">  // Convertir ese valor a un rango de 0 a 255 para PWM</w:t>
+      </w:r>
+    </w:p>
+    <w:p>
+      <w:pPr>
+        <w:spacing w:after="0" w:line="240" w:lineRule="exact"/>
+      </w:pPr>
+      <w:r>
+        <w:t xml:space="preserve">  </w:t>
+      </w:r>
+      <w:proofErr w:type="spellStart"/>
+      <w:proofErr w:type="gramStart"/>
+      <w:r>
+        <w:t>brilloLed</w:t>
+      </w:r>
+      <w:proofErr w:type="spellEnd"/>
+      <w:proofErr w:type="gramEnd"/>
+      <w:r>
+        <w:t xml:space="preserve"> = </w:t>
+      </w:r>
+      <w:proofErr w:type="spellStart"/>
+      <w:r>
+        <w:t>map</w:t>
+      </w:r>
+      <w:proofErr w:type="spellEnd"/>
+      <w:r>
+        <w:t>(</w:t>
+      </w:r>
+      <w:proofErr w:type="spellStart"/>
+      <w:r>
+        <w:t>valorPot</w:t>
+      </w:r>
+      <w:proofErr w:type="spellEnd"/>
+      <w:r>
+        <w:t>, 0, 1023, 0, 255);</w:t>
+      </w:r>
+    </w:p>
+    <w:p>
+      <w:pPr>
+        <w:spacing w:after="0" w:line="240" w:lineRule="exact"/>
+      </w:pPr>
+    </w:p>
+    <w:p>
+      <w:pPr>
+        <w:spacing w:after="0" w:line="240" w:lineRule="exact"/>
+      </w:pPr>
+      <w:r>
+        <w:t xml:space="preserve">  // Aplicar ese valor al LED</w:t>
+      </w:r>
+    </w:p>
+    <w:p>
+      <w:pPr>
+        <w:spacing w:after="0" w:line="240" w:lineRule="exact"/>
+      </w:pPr>
+      <w:r>
+        <w:t xml:space="preserve">  </w:t>
+      </w:r>
+      <w:proofErr w:type="spellStart"/>
+      <w:proofErr w:type="gramStart"/>
+      <w:r>
+        <w:t>analogWrite</w:t>
+      </w:r>
+      <w:proofErr w:type="spellEnd"/>
+      <w:r>
+        <w:t>(</w:t>
+      </w:r>
+      <w:proofErr w:type="spellStart"/>
+      <w:proofErr w:type="gramEnd"/>
+      <w:r>
+        <w:t>pinLed</w:t>
+      </w:r>
+      <w:proofErr w:type="spellEnd"/>
+      <w:r>
+        <w:t xml:space="preserve">, </w:t>
+      </w:r>
+      <w:proofErr w:type="spellStart"/>
+      <w:r>
+        <w:t>brilloLed</w:t>
+      </w:r>
+      <w:proofErr w:type="spellEnd"/>
+      <w:r>
+        <w:t>);</w:t>
+      </w:r>
+    </w:p>
+    <w:p>
+      <w:pPr>
+        <w:spacing w:after="0" w:line="240" w:lineRule="exact"/>
+      </w:pPr>
+    </w:p>
+    <w:p>
+      <w:pPr>
+        <w:spacing w:after="0" w:line="240" w:lineRule="exact"/>
+      </w:pPr>
+      <w:r>
+        <w:t xml:space="preserve">  // Mostrar en el monitor serie</w:t>
+      </w:r>
+    </w:p>
+    <w:p>
+      <w:pPr>
+        <w:spacing w:after="0" w:line="240" w:lineRule="exact"/>
+      </w:pPr>
+      <w:r>
+        <w:t xml:space="preserve">  </w:t>
+      </w:r>
+      <w:proofErr w:type="spellStart"/>
+      <w:proofErr w:type="gramStart"/>
+      <w:r>
+        <w:t>Serial.print</w:t>
+      </w:r>
+      <w:proofErr w:type="spellEnd"/>
+      <w:r>
+        <w:t>(</w:t>
+      </w:r>
+      <w:proofErr w:type="gramEnd"/>
+      <w:r>
+        <w:t>"Potenciómetro: ");</w:t>
+      </w:r>
+    </w:p>
+    <w:p>
+      <w:pPr>
+        <w:spacing w:after="0" w:line="240" w:lineRule="exact"/>
+      </w:pPr>
+      <w:r>
+        <w:t xml:space="preserve">  </w:t>
+      </w:r>
+      <w:proofErr w:type="spellStart"/>
+      <w:proofErr w:type="gramStart"/>
+      <w:r>
+        <w:t>Serial.print</w:t>
+      </w:r>
+      <w:proofErr w:type="spellEnd"/>
+      <w:r>
+        <w:t>(</w:t>
+      </w:r>
+      <w:proofErr w:type="spellStart"/>
+      <w:proofErr w:type="gramEnd"/>
+      <w:r>
+        <w:t>valorPot</w:t>
+      </w:r>
+      <w:proofErr w:type="spellEnd"/>
+      <w:r>
+        <w:t>);</w:t>
+      </w:r>
+    </w:p>
+    <w:p>
+      <w:pPr>
+        <w:spacing w:after="0" w:line="240" w:lineRule="exact"/>
+      </w:pPr>
+      <w:r>
+        <w:t xml:space="preserve">  </w:t>
+      </w:r>
+      <w:proofErr w:type="spellStart"/>
+      <w:proofErr w:type="gramStart"/>
+      <w:r>
+        <w:t>Serial.print</w:t>
+      </w:r>
+      <w:proofErr w:type="spellEnd"/>
+      <w:r>
+        <w:t>(</w:t>
+      </w:r>
+      <w:proofErr w:type="gramEnd"/>
+      <w:r>
+        <w:t>"  |  Brillo LED: ");</w:t>
+      </w:r>
+    </w:p>
+    <w:p>
+      <w:pPr>
+        <w:spacing w:after="0" w:line="240" w:lineRule="exact"/>
+      </w:pPr>
+      <w:r>
+        <w:t xml:space="preserve">  </w:t>
+      </w:r>
+      <w:proofErr w:type="spellStart"/>
+      <w:proofErr w:type="gramStart"/>
+      <w:r>
+        <w:t>Serial.println</w:t>
+      </w:r>
+      <w:proofErr w:type="spellEnd"/>
+      <w:r>
+        <w:t>(</w:t>
+      </w:r>
+      <w:proofErr w:type="spellStart"/>
+      <w:proofErr w:type="gramEnd"/>
+      <w:r>
+        <w:t>brilloLed</w:t>
+      </w:r>
+      <w:proofErr w:type="spellEnd"/>
+      <w:r>
+        <w:t>);</w:t>
+      </w:r>
+    </w:p>
+    <w:p>
+      <w:pPr>
+        <w:spacing w:after="0" w:line="240" w:lineRule="exact"/>
+      </w:pPr>
+    </w:p>
+    <w:p>
+      <w:pPr>
+        <w:spacing w:after="0" w:line="240" w:lineRule="exact"/>
+      </w:pPr>
+      <w:r>
+        <w:t xml:space="preserve">  </w:t>
+      </w:r>
+      <w:proofErr w:type="spellStart"/>
+      <w:proofErr w:type="gramStart"/>
+      <w:r>
+        <w:t>delay</w:t>
+      </w:r>
+      <w:proofErr w:type="spellEnd"/>
+      <w:r>
+        <w:t>(</w:t>
+      </w:r>
+      <w:proofErr w:type="gramEnd"/>
+      <w:r>
+        <w:t>10); // Pequeña pausa para estabilidad</w:t>
+      </w:r>
+    </w:p>
+    <w:p>
+      <w:pPr>
+        <w:spacing w:after="0" w:line="240" w:lineRule="exact"/>
+      </w:pPr>
+      <w:r>
+        <w:t>}</w:t>
       </w:r>
       <w:r>
         <w:br/>
@@ -1034,7 +1785,7 @@
       </w:r>
     </w:p>
     <w:sectPr>
-      <w:headerReference w:type="default" r:id="rId8"/>
+      <w:headerReference w:type="default" r:id="rId9"/>
       <w:pgSz w:w="11906" w:h="16838"/>
       <w:pgMar w:top="1417" w:right="1701" w:bottom="1417" w:left="1701" w:header="708" w:footer="708" w:gutter="0"/>
       <w:cols w:space="708"/>
